--- a/steps_followed.docx
+++ b/steps_followed.docx
@@ -77,9 +77,11 @@
       </w:r>
     </w:p>
     <w:p>
+      <w:proofErr w:type="spellStart"/>
       <w:r>
         <w:t>dir</w:t>
       </w:r>
+      <w:proofErr w:type="spellEnd"/>
     </w:p>
     <w:p>
       <w:r>
@@ -112,9 +114,11 @@
       </w:r>
     </w:p>
     <w:p>
+      <w:proofErr w:type="spellStart"/>
       <w:r>
         <w:t>sql</w:t>
       </w:r>
+      <w:proofErr w:type="spellEnd"/>
     </w:p>
     <w:p>
       <w:r>
@@ -169,8 +173,13 @@
     </w:p>
     <w:p>
       <w:r>
-        <w:t>git add .</w:t>
-      </w:r>
+        <w:t xml:space="preserve">git </w:t>
+      </w:r>
+      <w:proofErr w:type="gramStart"/>
+      <w:r>
+        <w:t>add .</w:t>
+      </w:r>
+      <w:proofErr w:type="gramEnd"/>
     </w:p>
     <w:p>
       <w:pPr>
@@ -422,7 +431,23 @@
     </w:p>
     <w:p>
       <w:r>
-        <w:t>309d5a6..79a8c0f  main -&gt; main</w:t>
+        <w:t>309d5a</w:t>
+      </w:r>
+      <w:proofErr w:type="gramStart"/>
+      <w:r>
+        <w:t>6..</w:t>
+      </w:r>
+      <w:proofErr w:type="gramEnd"/>
+      <w:r>
+        <w:t>79a8c0</w:t>
+      </w:r>
+      <w:proofErr w:type="gramStart"/>
+      <w:r>
+        <w:t>f  main</w:t>
+      </w:r>
+      <w:proofErr w:type="gramEnd"/>
+      <w:r>
+        <w:t xml:space="preserve"> -&gt; main</w:t>
       </w:r>
     </w:p>
     <w:p>
@@ -512,7 +537,15 @@
         <w:t>next step</w:t>
       </w:r>
       <w:r>
-        <w:t xml:space="preserve"> is to verify that your actual project files inside app, data, images, notebooks, reports, and sql are tracked by Git—not just the README and requirements file.</w:t>
+        <w:t xml:space="preserve"> is to verify that your actual project files inside app, data, images, notebooks, reports, and </w:t>
+      </w:r>
+      <w:proofErr w:type="spellStart"/>
+      <w:r>
+        <w:t>sql</w:t>
+      </w:r>
+      <w:proofErr w:type="spellEnd"/>
+      <w:r>
+        <w:t xml:space="preserve"> are tracked by Git—not just the README and requirements file.</w:t>
       </w:r>
     </w:p>
     <w:p>
@@ -590,8 +623,13 @@
       </w:r>
     </w:p>
     <w:p>
-      <w:r>
-        <w:t xml:space="preserve">So all Git commands afterward work on </w:t>
+      <w:proofErr w:type="gramStart"/>
+      <w:r>
+        <w:t>So</w:t>
+      </w:r>
+      <w:proofErr w:type="gramEnd"/>
+      <w:r>
+        <w:t xml:space="preserve"> all Git commands afterward work on </w:t>
       </w:r>
       <w:r>
         <w:rPr>
@@ -623,13 +661,24 @@
           <w:b/>
           <w:bCs/>
         </w:rPr>
-        <w:t>2. dir</w:t>
-      </w:r>
-    </w:p>
-    <w:p>
-      <w:r>
+        <w:t xml:space="preserve">2. </w:t>
+      </w:r>
+      <w:proofErr w:type="spellStart"/>
+      <w:r>
+        <w:rPr>
+          <w:b/>
+          <w:bCs/>
+        </w:rPr>
         <w:t>dir</w:t>
       </w:r>
+      <w:proofErr w:type="spellEnd"/>
+    </w:p>
+    <w:p>
+      <w:proofErr w:type="spellStart"/>
+      <w:r>
+        <w:t>dir</w:t>
+      </w:r>
+      <w:proofErr w:type="spellEnd"/>
     </w:p>
     <w:p>
       <w:r>
@@ -676,9 +725,11 @@
       </w:r>
     </w:p>
     <w:p>
+      <w:proofErr w:type="spellStart"/>
       <w:r>
         <w:t>sql</w:t>
       </w:r>
+      <w:proofErr w:type="spellEnd"/>
     </w:p>
     <w:p>
       <w:r>
@@ -777,13 +828,27 @@
           <w:b/>
           <w:bCs/>
         </w:rPr>
-        <w:t>4. git add .</w:t>
-      </w:r>
-    </w:p>
-    <w:p>
-      <w:r>
-        <w:t>git add .</w:t>
-      </w:r>
+        <w:t xml:space="preserve">4. git </w:t>
+      </w:r>
+      <w:proofErr w:type="gramStart"/>
+      <w:r>
+        <w:rPr>
+          <w:b/>
+          <w:bCs/>
+        </w:rPr>
+        <w:t>add .</w:t>
+      </w:r>
+      <w:proofErr w:type="gramEnd"/>
+    </w:p>
+    <w:p>
+      <w:r>
+        <w:t xml:space="preserve">git </w:t>
+      </w:r>
+      <w:proofErr w:type="gramStart"/>
+      <w:r>
+        <w:t>add .</w:t>
+      </w:r>
+      <w:proofErr w:type="gramEnd"/>
     </w:p>
     <w:p>
       <w:r>
@@ -796,8 +861,13 @@
       </w:r>
     </w:p>
     <w:p>
-      <w:r>
-        <w:t xml:space="preserve">The . means </w:t>
+      <w:proofErr w:type="gramStart"/>
+      <w:r>
+        <w:t>The .</w:t>
+      </w:r>
+      <w:proofErr w:type="gramEnd"/>
+      <w:r>
+        <w:t xml:space="preserve"> means </w:t>
       </w:r>
       <w:r>
         <w:rPr>
@@ -832,8 +902,13 @@
     </w:p>
     <w:p>
       <w:r>
-        <w:t>git add .</w:t>
-      </w:r>
+        <w:t xml:space="preserve">git </w:t>
+      </w:r>
+      <w:proofErr w:type="gramStart"/>
+      <w:r>
+        <w:t>add .</w:t>
+      </w:r>
+      <w:proofErr w:type="gramEnd"/>
     </w:p>
     <w:p>
       <w:r>
@@ -1159,8 +1234,13 @@
     </w:p>
     <w:p>
       <w:r>
-        <w:t>git pull</w:t>
-      </w:r>
+        <w:t xml:space="preserve">git </w:t>
+      </w:r>
+      <w:proofErr w:type="gramStart"/>
+      <w:r>
+        <w:t>pull</w:t>
+      </w:r>
+      <w:proofErr w:type="gramEnd"/>
     </w:p>
     <w:p>
       <w:r>
@@ -1346,12 +1426,33 @@
     </w:p>
     <w:p>
       <w:r>
-        <w:t>309d5a6..79a8c0f  main -&gt; main</w:t>
-      </w:r>
-    </w:p>
-    <w:p>
-      <w:r>
-        <w:t>So your merged local history was successfully uploaded to GitHub.</w:t>
+        <w:t>309d5a</w:t>
+      </w:r>
+      <w:proofErr w:type="gramStart"/>
+      <w:r>
+        <w:t>6..</w:t>
+      </w:r>
+      <w:proofErr w:type="gramEnd"/>
+      <w:r>
+        <w:t>79a8c0</w:t>
+      </w:r>
+      <w:proofErr w:type="gramStart"/>
+      <w:r>
+        <w:t>f  main</w:t>
+      </w:r>
+      <w:proofErr w:type="gramEnd"/>
+      <w:r>
+        <w:t xml:space="preserve"> -&gt; main</w:t>
+      </w:r>
+    </w:p>
+    <w:p>
+      <w:proofErr w:type="gramStart"/>
+      <w:r>
+        <w:t>So</w:t>
+      </w:r>
+      <w:proofErr w:type="gramEnd"/>
+      <w:r>
+        <w:t xml:space="preserve"> your merged local history was successfully uploaded to GitHub.</w:t>
       </w:r>
     </w:p>
     <w:p>
@@ -1513,8 +1614,13 @@
       </w:r>
     </w:p>
     <w:p>
-      <w:r>
-        <w:t>sql/...</w:t>
+      <w:proofErr w:type="spellStart"/>
+      <w:r>
+        <w:t>sql</w:t>
+      </w:r>
+      <w:proofErr w:type="spellEnd"/>
+      <w:r>
+        <w:t>/...</w:t>
       </w:r>
     </w:p>
     <w:p>
@@ -1549,8 +1655,13 @@
       </w:r>
     </w:p>
     <w:p>
-      <w:r>
-        <w:t>So your next step is simply:</w:t>
+      <w:proofErr w:type="gramStart"/>
+      <w:r>
+        <w:t>So</w:t>
+      </w:r>
+      <w:proofErr w:type="gramEnd"/>
+      <w:r>
+        <w:t xml:space="preserve"> your next step is simply:</w:t>
       </w:r>
     </w:p>
     <w:p>
@@ -1648,13 +1759,24 @@
           <w:b/>
           <w:bCs/>
         </w:rPr>
-        <w:t>2. dir</w:t>
-      </w:r>
-    </w:p>
-    <w:p>
-      <w:r>
+        <w:t xml:space="preserve">2. </w:t>
+      </w:r>
+      <w:proofErr w:type="spellStart"/>
+      <w:r>
+        <w:rPr>
+          <w:b/>
+          <w:bCs/>
+        </w:rPr>
         <w:t>dir</w:t>
       </w:r>
+      <w:proofErr w:type="spellEnd"/>
+    </w:p>
+    <w:p>
+      <w:proofErr w:type="spellStart"/>
+      <w:r>
+        <w:t>dir</w:t>
+      </w:r>
+      <w:proofErr w:type="spellEnd"/>
     </w:p>
     <w:p>
       <w:r>
@@ -1701,9 +1823,11 @@
       </w:r>
     </w:p>
     <w:p>
+      <w:proofErr w:type="spellStart"/>
       <w:r>
         <w:t>sql</w:t>
       </w:r>
+      <w:proofErr w:type="spellEnd"/>
     </w:p>
     <w:p>
       <w:r>
@@ -1852,13 +1976,27 @@
           <w:b/>
           <w:bCs/>
         </w:rPr>
-        <w:t>4. git add .</w:t>
-      </w:r>
-    </w:p>
-    <w:p>
-      <w:r>
-        <w:t>git add .</w:t>
-      </w:r>
+        <w:t xml:space="preserve">4. git </w:t>
+      </w:r>
+      <w:proofErr w:type="gramStart"/>
+      <w:r>
+        <w:rPr>
+          <w:b/>
+          <w:bCs/>
+        </w:rPr>
+        <w:t>add .</w:t>
+      </w:r>
+      <w:proofErr w:type="gramEnd"/>
+    </w:p>
+    <w:p>
+      <w:r>
+        <w:t xml:space="preserve">git </w:t>
+      </w:r>
+      <w:proofErr w:type="gramStart"/>
+      <w:r>
+        <w:t>add .</w:t>
+      </w:r>
+      <w:proofErr w:type="gramEnd"/>
     </w:p>
     <w:p>
       <w:r>
@@ -1870,8 +2008,13 @@
       </w:r>
     </w:p>
     <w:p>
-      <w:r>
-        <w:t>The . means:</w:t>
+      <w:proofErr w:type="gramStart"/>
+      <w:r>
+        <w:t>The .</w:t>
+      </w:r>
+      <w:proofErr w:type="gramEnd"/>
+      <w:r>
+        <w:t xml:space="preserve"> means:</w:t>
       </w:r>
     </w:p>
     <w:p>
@@ -2155,8 +2298,13 @@
     </w:p>
     <w:p>
       <w:r>
-        <w:t>git pull</w:t>
-      </w:r>
+        <w:t xml:space="preserve">git </w:t>
+      </w:r>
+      <w:proofErr w:type="gramStart"/>
+      <w:r>
+        <w:t>pull</w:t>
+      </w:r>
+      <w:proofErr w:type="gramEnd"/>
     </w:p>
     <w:p>
       <w:r>
@@ -2362,7 +2510,15 @@
     </w:p>
     <w:p>
       <w:r>
-        <w:t>309d5a6..79a8c0f main -&gt; main</w:t>
+        <w:t>309d5a</w:t>
+      </w:r>
+      <w:proofErr w:type="gramStart"/>
+      <w:r>
+        <w:t>6..</w:t>
+      </w:r>
+      <w:proofErr w:type="gramEnd"/>
+      <w:r>
+        <w:t>79a8c0f main -&gt; main</w:t>
       </w:r>
     </w:p>
     <w:p>
@@ -2409,8 +2565,13 @@
       </w:r>
     </w:p>
     <w:p>
-      <w:r>
-        <w:t>dir asks Windows:</w:t>
+      <w:proofErr w:type="spellStart"/>
+      <w:r>
+        <w:t>dir</w:t>
+      </w:r>
+      <w:proofErr w:type="spellEnd"/>
+      <w:r>
+        <w:t xml:space="preserve"> asks Windows:</w:t>
       </w:r>
     </w:p>
     <w:p>
@@ -2463,9 +2624,11 @@
       </w:r>
     </w:p>
     <w:p>
+      <w:proofErr w:type="spellStart"/>
       <w:r>
         <w:t>sql</w:t>
       </w:r>
+      <w:proofErr w:type="spellEnd"/>
     </w:p>
     <w:p>
       <w:r>
@@ -2514,8 +2677,13 @@
     </w:p>
     <w:p>
       <w:r>
-        <w:t>git add .</w:t>
-      </w:r>
+        <w:t xml:space="preserve">git </w:t>
+      </w:r>
+      <w:proofErr w:type="gramStart"/>
+      <w:r>
+        <w:t>add .</w:t>
+      </w:r>
+      <w:proofErr w:type="gramEnd"/>
     </w:p>
     <w:p>
       <w:r>
@@ -2571,13 +2739,6 @@
         <w:t>git ls-files</w:t>
       </w:r>
     </w:p>
-    <w:p>
-      <w:r>
-        <w:lastRenderedPageBreak/>
-        <w:t>Paste the output here, and I'll explain what each listed file means and whether your project is fully ready for GitHub.</w:t>
-      </w:r>
-    </w:p>
-    <w:p/>
     <w:sectPr>
       <w:pgSz w:w="11906" w:h="16838"/>
       <w:pgMar w:top="1440" w:right="1440" w:bottom="1440" w:left="1440" w:header="720" w:footer="720" w:gutter="0"/>
